--- a/Base Application/Sales/Reports/SalespersonSalesStatistics.docx
+++ b/Base Application/Sales/Reports/SalespersonSalesStatistics.docx
@@ -217,12 +217,12 @@
                 <w:szCs w:val="16"/>
               </w:rPr>
               <w:alias w:val="#Nav: /Labels/CodeLabel"/>
-              <w:tag w:val="#Nav: FS_YSD_SalespersonSalesStats/50001"/>
+              <w:tag w:val="#Nav: Salesperson_Sales_Statistics/114"/>
               <w:id w:val="21214764"/>
               <w:placeholder>
                 <w:docPart w:val="73C64457110F4A2886AD907E3894A421"/>
               </w:placeholder>
-              <w:dataBinding w:prefixMappings="xmlns:ns0='urn:microsoft-dynamics-nav/reports/FS_YSD_SalespersonSalesStats/50001/'" w:xpath="/ns0:NavWordReportXmlPart[1]/ns0:Labels[1]/ns0:CodeLabel[1]" w:storeItemID="{DC0F6E54-6782-449C-8410-7CCCE98A932D}"/>
+              <w:dataBinding w:prefixMappings="xmlns:ns0='urn:microsoft-dynamics-nav/reports/Salesperson_Sales_Statistics/114/'" w:xpath="/ns0:NavWordReportXmlPart[1]/ns0:Labels[1]/ns0:CodeLabel[1]" w:storeItemID="{DC0F6E54-6782-449C-8410-7CCCE98A932D}"/>
               <w:text/>
             </w:sdtPr>
             <w:sdtContent>
@@ -261,12 +261,12 @@
               <w:szCs w:val="16"/>
             </w:rPr>
             <w:alias w:val="#Nav: /Labels/SalesLCYLabel"/>
-            <w:tag w:val="#Nav: FS_YSD_SalespersonSalesStats/50001"/>
+            <w:tag w:val="#Nav: Salesperson_Sales_Statistics/114"/>
             <w:id w:val="475037235"/>
             <w:placeholder>
               <w:docPart w:val="73C64457110F4A2886AD907E3894A421"/>
             </w:placeholder>
-            <w:dataBinding w:prefixMappings="xmlns:ns0='urn:microsoft-dynamics-nav/reports/FS_YSD_SalespersonSalesStats/50001/'" w:xpath="/ns0:NavWordReportXmlPart[1]/ns0:Labels[1]/ns0:SalesLCYLabel[1]" w:storeItemID="{DC0F6E54-6782-449C-8410-7CCCE98A932D}"/>
+            <w:dataBinding w:prefixMappings="xmlns:ns0='urn:microsoft-dynamics-nav/reports/Salesperson_Sales_Statistics/114/'" w:xpath="/ns0:NavWordReportXmlPart[1]/ns0:Labels[1]/ns0:SalesLCYLabel[1]" w:storeItemID="{DC0F6E54-6782-449C-8410-7CCCE98A932D}"/>
             <w:text/>
           </w:sdtPr>
           <w:sdtContent>
@@ -312,12 +312,12 @@
               <w:szCs w:val="16"/>
             </w:rPr>
             <w:alias w:val="#Nav: /Labels/ProfitLCYLabel"/>
-            <w:tag w:val="#Nav: FS_YSD_SalespersonSalesStats/50001"/>
+            <w:tag w:val="#Nav: Salesperson_Sales_Statistics/114"/>
             <w:id w:val="-1424720770"/>
             <w:placeholder>
               <w:docPart w:val="73C64457110F4A2886AD907E3894A421"/>
             </w:placeholder>
-            <w:dataBinding w:prefixMappings="xmlns:ns0='urn:microsoft-dynamics-nav/reports/FS_YSD_SalespersonSalesStats/50001/'" w:xpath="/ns0:NavWordReportXmlPart[1]/ns0:Labels[1]/ns0:ProfitLCYLabel[1]" w:storeItemID="{DC0F6E54-6782-449C-8410-7CCCE98A932D}"/>
+            <w:dataBinding w:prefixMappings="xmlns:ns0='urn:microsoft-dynamics-nav/reports/Salesperson_Sales_Statistics/114/'" w:xpath="/ns0:NavWordReportXmlPart[1]/ns0:Labels[1]/ns0:ProfitLCYLabel[1]" w:storeItemID="{DC0F6E54-6782-449C-8410-7CCCE98A932D}"/>
             <w:text/>
           </w:sdtPr>
           <w:sdtContent>
@@ -365,12 +365,12 @@
               <w:szCs w:val="16"/>
             </w:rPr>
             <w:alias w:val="#Nav: /Labels/AdjProfitLCYLabel"/>
-            <w:tag w:val="#Nav: FS_YSD_SalespersonSalesStats/50001"/>
+            <w:tag w:val="#Nav: Salesperson_Sales_Statistics/114"/>
             <w:id w:val="-1963325540"/>
             <w:placeholder>
               <w:docPart w:val="73C64457110F4A2886AD907E3894A421"/>
             </w:placeholder>
-            <w:dataBinding w:prefixMappings="xmlns:ns0='urn:microsoft-dynamics-nav/reports/FS_YSD_SalespersonSalesStats/50001/'" w:xpath="/ns0:NavWordReportXmlPart[1]/ns0:Labels[1]/ns0:AdjProfitLCYLabel[1]" w:storeItemID="{DC0F6E54-6782-449C-8410-7CCCE98A932D}"/>
+            <w:dataBinding w:prefixMappings="xmlns:ns0='urn:microsoft-dynamics-nav/reports/Salesperson_Sales_Statistics/114/'" w:xpath="/ns0:NavWordReportXmlPart[1]/ns0:Labels[1]/ns0:AdjProfitLCYLabel[1]" w:storeItemID="{DC0F6E54-6782-449C-8410-7CCCE98A932D}"/>
             <w:text/>
           </w:sdtPr>
           <w:sdtContent>
@@ -418,12 +418,12 @@
               <w:szCs w:val="16"/>
             </w:rPr>
             <w:alias w:val="#Nav: /Labels/ProfitPctLabel"/>
-            <w:tag w:val="#Nav: FS_YSD_SalespersonSalesStats/50001"/>
+            <w:tag w:val="#Nav: Salesperson_Sales_Statistics/114"/>
             <w:id w:val="-1776164212"/>
             <w:placeholder>
               <w:docPart w:val="73C64457110F4A2886AD907E3894A421"/>
             </w:placeholder>
-            <w:dataBinding w:prefixMappings="xmlns:ns0='urn:microsoft-dynamics-nav/reports/FS_YSD_SalespersonSalesStats/50001/'" w:xpath="/ns0:NavWordReportXmlPart[1]/ns0:Labels[1]/ns0:ProfitPctLabel[1]" w:storeItemID="{DC0F6E54-6782-449C-8410-7CCCE98A932D}"/>
+            <w:dataBinding w:prefixMappings="xmlns:ns0='urn:microsoft-dynamics-nav/reports/Salesperson_Sales_Statistics/114/'" w:xpath="/ns0:NavWordReportXmlPart[1]/ns0:Labels[1]/ns0:ProfitPctLabel[1]" w:storeItemID="{DC0F6E54-6782-449C-8410-7CCCE98A932D}"/>
             <w:text/>
           </w:sdtPr>
           <w:sdtContent>
@@ -471,12 +471,12 @@
               <w:szCs w:val="16"/>
             </w:rPr>
             <w:alias w:val="#Nav: /Labels/AdjProfitPctLabel"/>
-            <w:tag w:val="#Nav: FS_YSD_SalespersonSalesStats/50001"/>
+            <w:tag w:val="#Nav: Salesperson_Sales_Statistics/114"/>
             <w:id w:val="-563105769"/>
             <w:placeholder>
               <w:docPart w:val="73C64457110F4A2886AD907E3894A421"/>
             </w:placeholder>
-            <w:dataBinding w:prefixMappings="xmlns:ns0='urn:microsoft-dynamics-nav/reports/FS_YSD_SalespersonSalesStats/50001/'" w:xpath="/ns0:NavWordReportXmlPart[1]/ns0:Labels[1]/ns0:AdjProfitPctLabel[1]" w:storeItemID="{DC0F6E54-6782-449C-8410-7CCCE98A932D}"/>
+            <w:dataBinding w:prefixMappings="xmlns:ns0='urn:microsoft-dynamics-nav/reports/Salesperson_Sales_Statistics/114/'" w:xpath="/ns0:NavWordReportXmlPart[1]/ns0:Labels[1]/ns0:AdjProfitPctLabel[1]" w:storeItemID="{DC0F6E54-6782-449C-8410-7CCCE98A932D}"/>
             <w:text/>
           </w:sdtPr>
           <w:sdtContent>
@@ -524,12 +524,12 @@
               <w:szCs w:val="16"/>
             </w:rPr>
             <w:alias w:val="#Nav: /Labels/InvDiscAmountLabel"/>
-            <w:tag w:val="#Nav: FS_YSD_SalespersonSalesStats/50001"/>
+            <w:tag w:val="#Nav: Salesperson_Sales_Statistics/114"/>
             <w:id w:val="-485242965"/>
             <w:placeholder>
               <w:docPart w:val="73C64457110F4A2886AD907E3894A421"/>
             </w:placeholder>
-            <w:dataBinding w:prefixMappings="xmlns:ns0='urn:microsoft-dynamics-nav/reports/FS_YSD_SalespersonSalesStats/50001/'" w:xpath="/ns0:NavWordReportXmlPart[1]/ns0:Labels[1]/ns0:InvDiscAmountLabel[1]" w:storeItemID="{DC0F6E54-6782-449C-8410-7CCCE98A932D}"/>
+            <w:dataBinding w:prefixMappings="xmlns:ns0='urn:microsoft-dynamics-nav/reports/Salesperson_Sales_Statistics/114/'" w:xpath="/ns0:NavWordReportXmlPart[1]/ns0:Labels[1]/ns0:InvDiscAmountLabel[1]" w:storeItemID="{DC0F6E54-6782-449C-8410-7CCCE98A932D}"/>
             <w:text/>
           </w:sdtPr>
           <w:sdtContent>
@@ -577,12 +577,12 @@
               <w:szCs w:val="16"/>
             </w:rPr>
             <w:alias w:val="#Nav: /Labels/PmtDiscGivenLabel"/>
-            <w:tag w:val="#Nav: FS_YSD_SalespersonSalesStats/50001"/>
+            <w:tag w:val="#Nav: Salesperson_Sales_Statistics/114"/>
             <w:id w:val="1438253992"/>
             <w:placeholder>
               <w:docPart w:val="73C64457110F4A2886AD907E3894A421"/>
             </w:placeholder>
-            <w:dataBinding w:prefixMappings="xmlns:ns0='urn:microsoft-dynamics-nav/reports/FS_YSD_SalespersonSalesStats/50001/'" w:xpath="/ns0:NavWordReportXmlPart[1]/ns0:Labels[1]/ns0:PmtDiscGivenLabel[1]" w:storeItemID="{DC0F6E54-6782-449C-8410-7CCCE98A932D}"/>
+            <w:dataBinding w:prefixMappings="xmlns:ns0='urn:microsoft-dynamics-nav/reports/Salesperson_Sales_Statistics/114/'" w:xpath="/ns0:NavWordReportXmlPart[1]/ns0:Labels[1]/ns0:PmtDiscGivenLabel[1]" w:storeItemID="{DC0F6E54-6782-449C-8410-7CCCE98A932D}"/>
             <w:text/>
           </w:sdtPr>
           <w:sdtContent>
@@ -630,12 +630,12 @@
               <w:szCs w:val="16"/>
             </w:rPr>
             <w:alias w:val="#Nav: /Labels/PmtToleranceLabel"/>
-            <w:tag w:val="#Nav: FS_YSD_SalespersonSalesStats/50001"/>
+            <w:tag w:val="#Nav: Salesperson_Sales_Statistics/114"/>
             <w:id w:val="-1778171101"/>
             <w:placeholder>
               <w:docPart w:val="DefaultPlaceholder_-1854013440"/>
             </w:placeholder>
-            <w:dataBinding w:prefixMappings="xmlns:ns0='urn:microsoft-dynamics-nav/reports/FS_YSD_SalespersonSalesStats/50001/'" w:xpath="/ns0:NavWordReportXmlPart[1]/ns0:Labels[1]/ns0:PmtToleranceLabel[1]" w:storeItemID="{DC0F6E54-6782-449C-8410-7CCCE98A932D}"/>
+            <w:dataBinding w:prefixMappings="xmlns:ns0='urn:microsoft-dynamics-nav/reports/Salesperson_Sales_Statistics/114/'" w:xpath="/ns0:NavWordReportXmlPart[1]/ns0:Labels[1]/ns0:PmtToleranceLabel[1]" w:storeItemID="{DC0F6E54-6782-449C-8410-7CCCE98A932D}"/>
             <w:text/>
           </w:sdtPr>
           <w:sdtContent>
@@ -863,9 +863,9 @@
             <w:szCs w:val="16"/>
           </w:rPr>
           <w:alias w:val="#Nav: /Salesperson_Purchaser"/>
-          <w:tag w:val="#Nav: FS_YSD_SalespersonSalesStats/50001"/>
+          <w:tag w:val="#Nav: Salesperson_Sales_Statistics/114"/>
           <w:id w:val="333958298"/>
-          <w15:dataBinding w:prefixMappings="xmlns:ns0='urn:microsoft-dynamics-nav/reports/FS_YSD_SalespersonSalesStats/50001/' " w:xpath="/ns0:NavWordReportXmlPart[1]/ns0:Salesperson_Purchaser" w:storeItemID="{DC0F6E54-6782-449C-8410-7CCCE98A932D}"/>
+          <w15:dataBinding w:prefixMappings="xmlns:ns0='urn:microsoft-dynamics-nav/reports/Salesperson_Sales_Statistics/114/'" w:xpath="/ns0:NavWordReportXmlPart[1]/ns0:Salesperson_Purchaser" w:storeItemID="{DC0F6E54-6782-449C-8410-7CCCE98A932D}"/>
           <w15:repeatingSection/>
         </w:sdtPr>
         <w:sdtContent>
@@ -904,12 +904,12 @@
                         <w:szCs w:val="16"/>
                       </w:rPr>
                       <w:alias w:val="#Nav: /Salesperson_Purchaser/Salesperson_Purchaser_Code"/>
-                      <w:tag w:val="#Nav: FS_YSD_SalespersonSalesStats/50001"/>
+                      <w:tag w:val="#Nav: Salesperson_Sales_Statistics/114"/>
                       <w:id w:val="1250155300"/>
                       <w:placeholder>
                         <w:docPart w:val="73C64457110F4A2886AD907E3894A421"/>
                       </w:placeholder>
-                      <w:dataBinding w:prefixMappings="xmlns:ns0='urn:microsoft-dynamics-nav/reports/FS_YSD_SalespersonSalesStats/50001/'" w:xpath="/ns0:NavWordReportXmlPart[1]/ns0:Salesperson_Purchaser[1]/ns0:Salesperson_Purchaser_Code[1]" w:storeItemID="{DC0F6E54-6782-449C-8410-7CCCE98A932D}"/>
+                      <w:dataBinding w:prefixMappings="xmlns:ns0='urn:microsoft-dynamics-nav/reports/Salesperson_Sales_Statistics/114/'" w:xpath="/ns0:NavWordReportXmlPart[1]/ns0:Salesperson_Purchaser[1]/ns0:Salesperson_Purchaser_Code[1]" w:storeItemID="{DC0F6E54-6782-449C-8410-7CCCE98A932D}"/>
                       <w:text/>
                     </w:sdtPr>
                     <w:sdtContent>
@@ -950,12 +950,12 @@
                         <w:szCs w:val="16"/>
                       </w:rPr>
                       <w:alias w:val="#Nav: /Salesperson_Purchaser/Cust__Ledger_Entry___Sales__LCY__"/>
-                      <w:tag w:val="#Nav: FS_YSD_SalespersonSalesStats/50001"/>
+                      <w:tag w:val="#Nav: Salesperson_Sales_Statistics/114"/>
                       <w:id w:val="-1334143397"/>
                       <w:placeholder>
                         <w:docPart w:val="73C64457110F4A2886AD907E3894A421"/>
                       </w:placeholder>
-                      <w:dataBinding w:prefixMappings="xmlns:ns0='urn:microsoft-dynamics-nav/reports/FS_YSD_SalespersonSalesStats/50001/'" w:xpath="/ns0:NavWordReportXmlPart[1]/ns0:Salesperson_Purchaser[1]/ns0:Cust__Ledger_Entry___Sales__LCY__[1]" w:storeItemID="{DC0F6E54-6782-449C-8410-7CCCE98A932D}"/>
+                      <w:dataBinding w:prefixMappings="xmlns:ns0='urn:microsoft-dynamics-nav/reports/Salesperson_Sales_Statistics/114/'" w:xpath="/ns0:NavWordReportXmlPart[1]/ns0:Salesperson_Purchaser[1]/ns0:Cust__Ledger_Entry___Sales__LCY__[1]" w:storeItemID="{DC0F6E54-6782-449C-8410-7CCCE98A932D}"/>
                       <w:text/>
                     </w:sdtPr>
                     <w:sdtContent>
@@ -998,12 +998,12 @@
                       <w:szCs w:val="16"/>
                     </w:rPr>
                     <w:alias w:val="#Nav: /Salesperson_Purchaser/Cust__Ledger_Entry___Profit__LCY__"/>
-                    <w:tag w:val="#Nav: FS_YSD_SalespersonSalesStats/50001"/>
+                    <w:tag w:val="#Nav: Salesperson_Sales_Statistics/114"/>
                     <w:id w:val="-455104928"/>
                     <w:placeholder>
                       <w:docPart w:val="DefaultPlaceholder_-1854013440"/>
                     </w:placeholder>
-                    <w:dataBinding w:prefixMappings="xmlns:ns0='urn:microsoft-dynamics-nav/reports/FS_YSD_SalespersonSalesStats/50001/'" w:xpath="/ns0:NavWordReportXmlPart[1]/ns0:Salesperson_Purchaser[1]/ns0:Cust__Ledger_Entry___Profit__LCY__[1]" w:storeItemID="{DC0F6E54-6782-449C-8410-7CCCE98A932D}"/>
+                    <w:dataBinding w:prefixMappings="xmlns:ns0='urn:microsoft-dynamics-nav/reports/Salesperson_Sales_Statistics/114/'" w:xpath="/ns0:NavWordReportXmlPart[1]/ns0:Salesperson_Purchaser[1]/ns0:Cust__Ledger_Entry___Profit__LCY__[1]" w:storeItemID="{DC0F6E54-6782-449C-8410-7CCCE98A932D}"/>
                     <w:text/>
                   </w:sdtPr>
                   <w:sdtContent>
@@ -1052,12 +1052,12 @@
                       <w:szCs w:val="16"/>
                     </w:rPr>
                     <w:alias w:val="#Nav: /Salesperson_Purchaser/AdjProfit"/>
-                    <w:tag w:val="#Nav: FS_YSD_SalespersonSalesStats/50001"/>
+                    <w:tag w:val="#Nav: Salesperson_Sales_Statistics/114"/>
                     <w:id w:val="1127044901"/>
                     <w:placeholder>
                       <w:docPart w:val="DefaultPlaceholder_-1854013440"/>
                     </w:placeholder>
-                    <w:dataBinding w:prefixMappings="xmlns:ns0='urn:microsoft-dynamics-nav/reports/FS_YSD_SalespersonSalesStats/50001/'" w:xpath="/ns0:NavWordReportXmlPart[1]/ns0:Salesperson_Purchaser[1]/ns0:AdjProfit[1]" w:storeItemID="{DC0F6E54-6782-449C-8410-7CCCE98A932D}"/>
+                    <w:dataBinding w:prefixMappings="xmlns:ns0='urn:microsoft-dynamics-nav/reports/Salesperson_Sales_Statistics/114/'" w:xpath="/ns0:NavWordReportXmlPart[1]/ns0:Salesperson_Purchaser[1]/ns0:AdjProfit[1]" w:storeItemID="{DC0F6E54-6782-449C-8410-7CCCE98A932D}"/>
                     <w:text/>
                   </w:sdtPr>
                   <w:sdtContent>
@@ -1098,12 +1098,12 @@
                       <w:szCs w:val="16"/>
                     </w:rPr>
                     <w:alias w:val="#Nav: /Salesperson_Purchaser/ProfitPercent"/>
-                    <w:tag w:val="#Nav: FS_YSD_SalespersonSalesStats/50001"/>
+                    <w:tag w:val="#Nav: Salesperson_Sales_Statistics/114"/>
                     <w:id w:val="850997884"/>
                     <w:placeholder>
                       <w:docPart w:val="DefaultPlaceholder_-1854013440"/>
                     </w:placeholder>
-                    <w:dataBinding w:prefixMappings="xmlns:ns0='urn:microsoft-dynamics-nav/reports/FS_YSD_SalespersonSalesStats/50001/'" w:xpath="/ns0:NavWordReportXmlPart[1]/ns0:Salesperson_Purchaser[1]/ns0:ProfitPercent[1]" w:storeItemID="{DC0F6E54-6782-449C-8410-7CCCE98A932D}"/>
+                    <w:dataBinding w:prefixMappings="xmlns:ns0='urn:microsoft-dynamics-nav/reports/Salesperson_Sales_Statistics/114/'" w:xpath="/ns0:NavWordReportXmlPart[1]/ns0:Salesperson_Purchaser[1]/ns0:ProfitPercent[1]" w:storeItemID="{DC0F6E54-6782-449C-8410-7CCCE98A932D}"/>
                     <w:text/>
                   </w:sdtPr>
                   <w:sdtContent>
@@ -1144,12 +1144,12 @@
                       <w:szCs w:val="16"/>
                     </w:rPr>
                     <w:alias w:val="#Nav: /Salesperson_Purchaser/AdjProfitPercent"/>
-                    <w:tag w:val="#Nav: FS_YSD_SalespersonSalesStats/50001"/>
+                    <w:tag w:val="#Nav: Salesperson_Sales_Statistics/114"/>
                     <w:id w:val="39719717"/>
                     <w:placeholder>
                       <w:docPart w:val="DefaultPlaceholder_-1854013440"/>
                     </w:placeholder>
-                    <w:dataBinding w:prefixMappings="xmlns:ns0='urn:microsoft-dynamics-nav/reports/FS_YSD_SalespersonSalesStats/50001/'" w:xpath="/ns0:NavWordReportXmlPart[1]/ns0:Salesperson_Purchaser[1]/ns0:AdjProfitPercent[1]" w:storeItemID="{DC0F6E54-6782-449C-8410-7CCCE98A932D}"/>
+                    <w:dataBinding w:prefixMappings="xmlns:ns0='urn:microsoft-dynamics-nav/reports/Salesperson_Sales_Statistics/114/'" w:xpath="/ns0:NavWordReportXmlPart[1]/ns0:Salesperson_Purchaser[1]/ns0:AdjProfitPercent[1]" w:storeItemID="{DC0F6E54-6782-449C-8410-7CCCE98A932D}"/>
                     <w:text/>
                   </w:sdtPr>
                   <w:sdtContent>
@@ -1190,12 +1190,12 @@
                       <w:szCs w:val="16"/>
                     </w:rPr>
                     <w:alias w:val="#Nav: /Salesperson_Purchaser/Cust__Ledger_Entry___Inv__Discount__LCY__"/>
-                    <w:tag w:val="#Nav: FS_YSD_SalespersonSalesStats/50001"/>
+                    <w:tag w:val="#Nav: Salesperson_Sales_Statistics/114"/>
                     <w:id w:val="-1719195237"/>
                     <w:placeholder>
                       <w:docPart w:val="DefaultPlaceholder_-1854013440"/>
                     </w:placeholder>
-                    <w:dataBinding w:prefixMappings="xmlns:ns0='urn:microsoft-dynamics-nav/reports/FS_YSD_SalespersonSalesStats/50001/'" w:xpath="/ns0:NavWordReportXmlPart[1]/ns0:Salesperson_Purchaser[1]/ns0:Cust__Ledger_Entry___Inv__Discount__LCY__[1]" w:storeItemID="{DC0F6E54-6782-449C-8410-7CCCE98A932D}"/>
+                    <w:dataBinding w:prefixMappings="xmlns:ns0='urn:microsoft-dynamics-nav/reports/Salesperson_Sales_Statistics/114/'" w:xpath="/ns0:NavWordReportXmlPart[1]/ns0:Salesperson_Purchaser[1]/ns0:Cust__Ledger_Entry___Inv__Discount__LCY__[1]" w:storeItemID="{DC0F6E54-6782-449C-8410-7CCCE98A932D}"/>
                     <w:text/>
                   </w:sdtPr>
                   <w:sdtContent>
@@ -1244,12 +1244,12 @@
                       <w:szCs w:val="16"/>
                     </w:rPr>
                     <w:alias w:val="#Nav: /Salesperson_Purchaser/Cust__Ledger_Entry___Pmt__Disc__Given__LCY__"/>
-                    <w:tag w:val="#Nav: FS_YSD_SalespersonSalesStats/50001"/>
+                    <w:tag w:val="#Nav: Salesperson_Sales_Statistics/114"/>
                     <w:id w:val="1162584708"/>
                     <w:placeholder>
                       <w:docPart w:val="DefaultPlaceholder_-1854013440"/>
                     </w:placeholder>
-                    <w:dataBinding w:prefixMappings="xmlns:ns0='urn:microsoft-dynamics-nav/reports/FS_YSD_SalespersonSalesStats/50001/'" w:xpath="/ns0:NavWordReportXmlPart[1]/ns0:Salesperson_Purchaser[1]/ns0:Cust__Ledger_Entry___Pmt__Disc__Given__LCY__[1]" w:storeItemID="{DC0F6E54-6782-449C-8410-7CCCE98A932D}"/>
+                    <w:dataBinding w:prefixMappings="xmlns:ns0='urn:microsoft-dynamics-nav/reports/Salesperson_Sales_Statistics/114/'" w:xpath="/ns0:NavWordReportXmlPart[1]/ns0:Salesperson_Purchaser[1]/ns0:Cust__Ledger_Entry___Pmt__Disc__Given__LCY__[1]" w:storeItemID="{DC0F6E54-6782-449C-8410-7CCCE98A932D}"/>
                     <w:text/>
                   </w:sdtPr>
                   <w:sdtContent>
@@ -1324,12 +1324,12 @@
                       <w:szCs w:val="16"/>
                     </w:rPr>
                     <w:alias w:val="#Nav: /Salesperson_Purchaser/Cust__Ledger_Entry___Pmt__Tolerance__LCY__"/>
-                    <w:tag w:val="#Nav: FS_YSD_SalespersonSalesStats/50001"/>
+                    <w:tag w:val="#Nav: Salesperson_Sales_Statistics/114"/>
                     <w:id w:val="222485524"/>
                     <w:placeholder>
                       <w:docPart w:val="DefaultPlaceholder_-1854013440"/>
                     </w:placeholder>
-                    <w:dataBinding w:prefixMappings="xmlns:ns0='urn:microsoft-dynamics-nav/reports/FS_YSD_SalespersonSalesStats/50001/'" w:xpath="/ns0:NavWordReportXmlPart[1]/ns0:Salesperson_Purchaser[1]/ns0:Cust__Ledger_Entry___Pmt__Tolerance__LCY__[1]" w:storeItemID="{DC0F6E54-6782-449C-8410-7CCCE98A932D}"/>
+                    <w:dataBinding w:prefixMappings="xmlns:ns0='urn:microsoft-dynamics-nav/reports/Salesperson_Sales_Statistics/114/'" w:xpath="/ns0:NavWordReportXmlPart[1]/ns0:Salesperson_Purchaser[1]/ns0:Cust__Ledger_Entry___Pmt__Tolerance__LCY__[1]" w:storeItemID="{DC0F6E54-6782-449C-8410-7CCCE98A932D}"/>
                     <w:text/>
                   </w:sdtPr>
                   <w:sdtContent>
@@ -1621,12 +1621,12 @@
               <w:szCs w:val="16"/>
             </w:rPr>
             <w:alias w:val="#Nav: /Totals/Totals_Sales"/>
-            <w:tag w:val="#Nav: FS_YSD_SalespersonSalesStats/50001"/>
+            <w:tag w:val="#Nav: Salesperson_Sales_Statistics/114"/>
             <w:id w:val="-1199230174"/>
             <w:placeholder>
               <w:docPart w:val="DefaultPlaceholder_-1854013440"/>
             </w:placeholder>
-            <w:dataBinding w:prefixMappings="xmlns:ns0='urn:microsoft-dynamics-nav/reports/FS_YSD_SalespersonSalesStats/50001/'" w:xpath="/ns0:NavWordReportXmlPart[1]/ns0:Totals[1]/ns0:Totals_Sales[1]" w:storeItemID="{DC0F6E54-6782-449C-8410-7CCCE98A932D}"/>
+            <w:dataBinding w:prefixMappings="xmlns:ns0='urn:microsoft-dynamics-nav/reports/Salesperson_Sales_Statistics/114/'" w:xpath="/ns0:NavWordReportXmlPart[1]/ns0:Totals[1]/ns0:Totals_Sales[1]" w:storeItemID="{DC0F6E54-6782-449C-8410-7CCCE98A932D}"/>
             <w:text/>
           </w:sdtPr>
           <w:sdtContent>
@@ -1678,12 +1678,12 @@
               <w:szCs w:val="16"/>
             </w:rPr>
             <w:alias w:val="#Nav: /Totals/Totals_Profit"/>
-            <w:tag w:val="#Nav: FS_YSD_SalespersonSalesStats/50001"/>
+            <w:tag w:val="#Nav: Salesperson_Sales_Statistics/114"/>
             <w:id w:val="548036653"/>
             <w:placeholder>
               <w:docPart w:val="DefaultPlaceholder_-1854013440"/>
             </w:placeholder>
-            <w:dataBinding w:prefixMappings="xmlns:ns0='urn:microsoft-dynamics-nav/reports/FS_YSD_SalespersonSalesStats/50001/'" w:xpath="/ns0:NavWordReportXmlPart[1]/ns0:Totals[1]/ns0:Totals_Profit[1]" w:storeItemID="{DC0F6E54-6782-449C-8410-7CCCE98A932D}"/>
+            <w:dataBinding w:prefixMappings="xmlns:ns0='urn:microsoft-dynamics-nav/reports/Salesperson_Sales_Statistics/114/'" w:xpath="/ns0:NavWordReportXmlPart[1]/ns0:Totals[1]/ns0:Totals_Profit[1]" w:storeItemID="{DC0F6E54-6782-449C-8410-7CCCE98A932D}"/>
             <w:text/>
           </w:sdtPr>
           <w:sdtContent>
@@ -1735,12 +1735,12 @@
               <w:szCs w:val="16"/>
             </w:rPr>
             <w:alias w:val="#Nav: /Totals/Totals_AdjProfit"/>
-            <w:tag w:val="#Nav: FS_YSD_SalespersonSalesStats/50001"/>
+            <w:tag w:val="#Nav: Salesperson_Sales_Statistics/114"/>
             <w:id w:val="-1844691840"/>
             <w:placeholder>
               <w:docPart w:val="DefaultPlaceholder_-1854013440"/>
             </w:placeholder>
-            <w:dataBinding w:prefixMappings="xmlns:ns0='urn:microsoft-dynamics-nav/reports/FS_YSD_SalespersonSalesStats/50001/'" w:xpath="/ns0:NavWordReportXmlPart[1]/ns0:Totals[1]/ns0:Totals_AdjProfit[1]" w:storeItemID="{DC0F6E54-6782-449C-8410-7CCCE98A932D}"/>
+            <w:dataBinding w:prefixMappings="xmlns:ns0='urn:microsoft-dynamics-nav/reports/Salesperson_Sales_Statistics/114/'" w:xpath="/ns0:NavWordReportXmlPart[1]/ns0:Totals[1]/ns0:Totals_AdjProfit[1]" w:storeItemID="{DC0F6E54-6782-449C-8410-7CCCE98A932D}"/>
             <w:text/>
           </w:sdtPr>
           <w:sdtContent>
@@ -1790,12 +1790,12 @@
               <w:szCs w:val="16"/>
             </w:rPr>
             <w:alias w:val="#Nav: /Totals/Totals_ProfitPct"/>
-            <w:tag w:val="#Nav: FS_YSD_SalespersonSalesStats/50001"/>
+            <w:tag w:val="#Nav: Salesperson_Sales_Statistics/114"/>
             <w:id w:val="1953742884"/>
             <w:placeholder>
               <w:docPart w:val="DefaultPlaceholder_-1854013440"/>
             </w:placeholder>
-            <w:dataBinding w:prefixMappings="xmlns:ns0='urn:microsoft-dynamics-nav/reports/FS_YSD_SalespersonSalesStats/50001/'" w:xpath="/ns0:NavWordReportXmlPart[1]/ns0:Totals[1]/ns0:Totals_ProfitPct[1]" w:storeItemID="{DC0F6E54-6782-449C-8410-7CCCE98A932D}"/>
+            <w:dataBinding w:prefixMappings="xmlns:ns0='urn:microsoft-dynamics-nav/reports/Salesperson_Sales_Statistics/114/'" w:xpath="/ns0:NavWordReportXmlPart[1]/ns0:Totals[1]/ns0:Totals_ProfitPct[1]" w:storeItemID="{DC0F6E54-6782-449C-8410-7CCCE98A932D}"/>
             <w:text/>
           </w:sdtPr>
           <w:sdtContent>
@@ -1847,12 +1847,12 @@
               <w:szCs w:val="16"/>
             </w:rPr>
             <w:alias w:val="#Nav: /Totals/Totals_AdjProfitPct"/>
-            <w:tag w:val="#Nav: FS_YSD_SalespersonSalesStats/50001"/>
+            <w:tag w:val="#Nav: Salesperson_Sales_Statistics/114"/>
             <w:id w:val="1062144380"/>
             <w:placeholder>
               <w:docPart w:val="DefaultPlaceholder_-1854013440"/>
             </w:placeholder>
-            <w:dataBinding w:prefixMappings="xmlns:ns0='urn:microsoft-dynamics-nav/reports/FS_YSD_SalespersonSalesStats/50001/'" w:xpath="/ns0:NavWordReportXmlPart[1]/ns0:Totals[1]/ns0:Totals_AdjProfitPct[1]" w:storeItemID="{DC0F6E54-6782-449C-8410-7CCCE98A932D}"/>
+            <w:dataBinding w:prefixMappings="xmlns:ns0='urn:microsoft-dynamics-nav/reports/Salesperson_Sales_Statistics/114/'" w:xpath="/ns0:NavWordReportXmlPart[1]/ns0:Totals[1]/ns0:Totals_AdjProfitPct[1]" w:storeItemID="{DC0F6E54-6782-449C-8410-7CCCE98A932D}"/>
             <w:text/>
           </w:sdtPr>
           <w:sdtContent>
@@ -1904,12 +1904,12 @@
               <w:szCs w:val="16"/>
             </w:rPr>
             <w:alias w:val="#Nav: /Totals/Totals_InvDiscAmount"/>
-            <w:tag w:val="#Nav: FS_YSD_SalespersonSalesStats/50001"/>
+            <w:tag w:val="#Nav: Salesperson_Sales_Statistics/114"/>
             <w:id w:val="-1567096734"/>
             <w:placeholder>
               <w:docPart w:val="DefaultPlaceholder_-1854013440"/>
             </w:placeholder>
-            <w:dataBinding w:prefixMappings="xmlns:ns0='urn:microsoft-dynamics-nav/reports/FS_YSD_SalespersonSalesStats/50001/'" w:xpath="/ns0:NavWordReportXmlPart[1]/ns0:Totals[1]/ns0:Totals_InvDiscAmount[1]" w:storeItemID="{DC0F6E54-6782-449C-8410-7CCCE98A932D}"/>
+            <w:dataBinding w:prefixMappings="xmlns:ns0='urn:microsoft-dynamics-nav/reports/Salesperson_Sales_Statistics/114/'" w:xpath="/ns0:NavWordReportXmlPart[1]/ns0:Totals[1]/ns0:Totals_InvDiscAmount[1]" w:storeItemID="{DC0F6E54-6782-449C-8410-7CCCE98A932D}"/>
             <w:text/>
           </w:sdtPr>
           <w:sdtContent>
@@ -1961,12 +1961,12 @@
               <w:szCs w:val="16"/>
             </w:rPr>
             <w:alias w:val="#Nav: /Totals/Totals_PmtDiscGiven"/>
-            <w:tag w:val="#Nav: FS_YSD_SalespersonSalesStats/50001"/>
+            <w:tag w:val="#Nav: Salesperson_Sales_Statistics/114"/>
             <w:id w:val="-632180991"/>
             <w:placeholder>
               <w:docPart w:val="DefaultPlaceholder_-1854013440"/>
             </w:placeholder>
-            <w:dataBinding w:prefixMappings="xmlns:ns0='urn:microsoft-dynamics-nav/reports/FS_YSD_SalespersonSalesStats/50001/'" w:xpath="/ns0:NavWordReportXmlPart[1]/ns0:Totals[1]/ns0:Totals_PmtDiscGiven[1]" w:storeItemID="{DC0F6E54-6782-449C-8410-7CCCE98A932D}"/>
+            <w:dataBinding w:prefixMappings="xmlns:ns0='urn:microsoft-dynamics-nav/reports/Salesperson_Sales_Statistics/114/'" w:xpath="/ns0:NavWordReportXmlPart[1]/ns0:Totals[1]/ns0:Totals_PmtDiscGiven[1]" w:storeItemID="{DC0F6E54-6782-449C-8410-7CCCE98A932D}"/>
             <w:text/>
           </w:sdtPr>
           <w:sdtContent>
@@ -2018,12 +2018,12 @@
               <w:szCs w:val="16"/>
             </w:rPr>
             <w:alias w:val="#Nav: /Totals/Totals_PmtTolerance"/>
-            <w:tag w:val="#Nav: FS_YSD_SalespersonSalesStats/50001"/>
+            <w:tag w:val="#Nav: Salesperson_Sales_Statistics/114"/>
             <w:id w:val="-177284743"/>
             <w:placeholder>
               <w:docPart w:val="DefaultPlaceholder_-1854013440"/>
             </w:placeholder>
-            <w:dataBinding w:prefixMappings="xmlns:ns0='urn:microsoft-dynamics-nav/reports/FS_YSD_SalespersonSalesStats/50001/'" w:xpath="/ns0:NavWordReportXmlPart[1]/ns0:Totals[1]/ns0:Totals_PmtTolerance[1]" w:storeItemID="{DC0F6E54-6782-449C-8410-7CCCE98A932D}"/>
+            <w:dataBinding w:prefixMappings="xmlns:ns0='urn:microsoft-dynamics-nav/reports/Salesperson_Sales_Statistics/114/'" w:xpath="/ns0:NavWordReportXmlPart[1]/ns0:Totals[1]/ns0:Totals_PmtTolerance[1]" w:storeItemID="{DC0F6E54-6782-449C-8410-7CCCE98A932D}"/>
             <w:text/>
           </w:sdtPr>
           <w:sdtContent>
@@ -2346,12 +2346,12 @@
               <w:szCs w:val="28"/>
             </w:rPr>
             <w:alias w:val="#Nav: /Labels/ReportLabel"/>
-            <w:tag w:val="#Nav: FS_YSD_SalespersonSalesStats/50001"/>
+            <w:tag w:val="#Nav: Salesperson_Sales_Statistics/114"/>
             <w:id w:val="411361098"/>
             <w:placeholder>
               <w:docPart w:val="DefaultPlaceholder_-1854013440"/>
             </w:placeholder>
-            <w:dataBinding w:prefixMappings="xmlns:ns0='urn:microsoft-dynamics-nav/reports/FS_YSD_SalespersonSalesStats/50001/'" w:xpath="/ns0:NavWordReportXmlPart[1]/ns0:Labels[1]/ns0:ReportLabel[1]" w:storeItemID="{DC0F6E54-6782-449C-8410-7CCCE98A932D}"/>
+            <w:dataBinding w:prefixMappings="xmlns:ns0='urn:microsoft-dynamics-nav/reports/Salesperson_Sales_Statistics/114/'" w:xpath="/ns0:NavWordReportXmlPart[1]/ns0:Labels[1]/ns0:ReportLabel[1]" w:storeItemID="{DC0F6E54-6782-449C-8410-7CCCE98A932D}"/>
             <w:text/>
           </w:sdtPr>
           <w:sdtContent>
@@ -2575,12 +2575,12 @@
                 <w:szCs w:val="16"/>
               </w:rPr>
               <w:alias w:val="#Nav: /BCReportInformation/ReportRequest/UserName"/>
-              <w:tag w:val="#Nav: FS_YSD_SalespersonSalesStats/50001"/>
+              <w:tag w:val="#Nav: Salesperson_Sales_Statistics/114"/>
               <w:id w:val="-249272221"/>
               <w:placeholder>
                 <w:docPart w:val="B19F0071ABDA4DFEB8A9AF7F562A0B3F"/>
               </w:placeholder>
-              <w:dataBinding w:prefixMappings="xmlns:ns0='urn:microsoft-dynamics-nav/reports/FS_YSD_SalespersonSalesStats/50001/'" w:xpath="/ns0:NavWordReportXmlPart[1]/ns0:BCReportInformation[1]/ns0:ReportRequest[1]/ns0:UserName[1]" w:storeItemID="{DC0F6E54-6782-449C-8410-7CCCE98A932D}"/>
+              <w:dataBinding w:prefixMappings="xmlns:ns0='urn:microsoft-dynamics-nav/reports/Salesperson_Sales_Statistics/114/'" w:xpath="/ns0:NavWordReportXmlPart[1]/ns0:BCReportInformation[1]/ns0:ReportRequest[1]/ns0:UserName[1]" w:storeItemID="{DC0F6E54-6782-449C-8410-7CCCE98A932D}"/>
               <w:text/>
             </w:sdtPr>
             <w:sdtContent>
@@ -2623,12 +2623,12 @@
               <w:szCs w:val="16"/>
             </w:rPr>
             <w:alias w:val="#Nav: /Salesperson_Purchaser/STRSUBSTNO_Text000_PeriodText_"/>
-            <w:tag w:val="#Nav: FS_YSD_SalespersonSalesStats/50001"/>
+            <w:tag w:val="#Nav: Salesperson_Sales_Statistics/114"/>
             <w:id w:val="-1740623112"/>
             <w:placeholder>
               <w:docPart w:val="05D3D3299E7D4E29A882FE8A3E48DA36"/>
             </w:placeholder>
-            <w:dataBinding w:prefixMappings="xmlns:ns0='urn:microsoft-dynamics-nav/reports/FS_YSD_SalespersonSalesStats/50001/'" w:xpath="/ns0:NavWordReportXmlPart[1]/ns0:Salesperson_Purchaser[1]/ns0:STRSUBSTNO_Text000_PeriodText_[1]" w:storeItemID="{DC0F6E54-6782-449C-8410-7CCCE98A932D}"/>
+            <w:dataBinding w:prefixMappings="xmlns:ns0='urn:microsoft-dynamics-nav/reports/Salesperson_Sales_Statistics/114/'" w:xpath="/ns0:NavWordReportXmlPart[1]/ns0:Salesperson_Purchaser[1]/ns0:STRSUBSTNO_Text000_PeriodText_[1]" w:storeItemID="{DC0F6E54-6782-449C-8410-7CCCE98A932D}"/>
             <w:text/>
           </w:sdtPr>
           <w:sdtContent>
@@ -2677,12 +2677,12 @@
             <w:szCs w:val="16"/>
           </w:rPr>
           <w:alias w:val="#Nav: /BCReportInformation/ReportRequest/CompanyName"/>
-          <w:tag w:val="#Nav: FS_YSD_SalespersonSalesStats/50001"/>
+          <w:tag w:val="#Nav: Salesperson_Sales_Statistics/114"/>
           <w:id w:val="-1641258246"/>
           <w:placeholder>
             <w:docPart w:val="BAE73A8484B34E81AF8BD25239601695"/>
           </w:placeholder>
-          <w:dataBinding w:prefixMappings="xmlns:ns0='urn:microsoft-dynamics-nav/reports/FS_YSD_SalespersonSalesStats/50001/'" w:xpath="/ns0:NavWordReportXmlPart[1]/ns0:BCReportInformation[1]/ns0:ReportRequest[1]/ns0:CompanyName[1]" w:storeItemID="{DC0F6E54-6782-449C-8410-7CCCE98A932D}"/>
+          <w:dataBinding w:prefixMappings="xmlns:ns0='urn:microsoft-dynamics-nav/reports/Salesperson_Sales_Statistics/114/'" w:xpath="/ns0:NavWordReportXmlPart[1]/ns0:BCReportInformation[1]/ns0:ReportRequest[1]/ns0:CompanyName[1]" w:storeItemID="{DC0F6E54-6782-449C-8410-7CCCE98A932D}"/>
           <w:text/>
         </w:sdtPr>
         <w:sdtContent>
@@ -2730,12 +2730,12 @@
               <w:szCs w:val="16"/>
             </w:rPr>
             <w:alias w:val="#Nav: /Labels/AmountsInLCYLabel"/>
-            <w:tag w:val="#Nav: FS_YSD_SalespersonSalesStats/50001"/>
+            <w:tag w:val="#Nav: Salesperson_Sales_Statistics/114"/>
             <w:id w:val="-693768139"/>
             <w:placeholder>
               <w:docPart w:val="DefaultPlaceholder_-1854013440"/>
             </w:placeholder>
-            <w:dataBinding w:prefixMappings="xmlns:ns0='urn:microsoft-dynamics-nav/reports/FS_YSD_SalespersonSalesStats/50001/'" w:xpath="/ns0:NavWordReportXmlPart[1]/ns0:Labels[1]/ns0:AmountsInLCYLabel[1]" w:storeItemID="{DC0F6E54-6782-449C-8410-7CCCE98A932D}"/>
+            <w:dataBinding w:prefixMappings="xmlns:ns0='urn:microsoft-dynamics-nav/reports/Salesperson_Sales_Statistics/114/'" w:xpath="/ns0:NavWordReportXmlPart[1]/ns0:Labels[1]/ns0:AmountsInLCYLabel[1]" w:storeItemID="{DC0F6E54-6782-449C-8410-7CCCE98A932D}"/>
             <w:text/>
           </w:sdtPr>
           <w:sdtContent>
@@ -2782,12 +2782,12 @@
             <w:szCs w:val="16"/>
           </w:rPr>
           <w:alias w:val="#Nav: /Salesperson_Purchaser/Salesperson_Purchaser__TABLECAPTION__________SalespersonFilter"/>
-          <w:tag w:val="#Nav: FS_YSD_SalespersonSalesStats/50001"/>
+          <w:tag w:val="#Nav: Salesperson_Sales_Statistics/114"/>
           <w:id w:val="-1840384346"/>
           <w:placeholder>
             <w:docPart w:val="DefaultPlaceholder_-1854013440"/>
           </w:placeholder>
-          <w:dataBinding w:prefixMappings="xmlns:ns0='urn:microsoft-dynamics-nav/reports/FS_YSD_SalespersonSalesStats/50001/'" w:xpath="/ns0:NavWordReportXmlPart[1]/ns0:Salesperson_Purchaser[1]/ns0:Salesperson_Purchaser__TABLECAPTION__________SalespersonFilter[1]" w:storeItemID="{DC0F6E54-6782-449C-8410-7CCCE98A932D}"/>
+          <w:dataBinding w:prefixMappings="xmlns:ns0='urn:microsoft-dynamics-nav/reports/Salesperson_Sales_Statistics/114/'" w:xpath="/ns0:NavWordReportXmlPart[1]/ns0:Salesperson_Purchaser[1]/ns0:Salesperson_Purchaser__TABLECAPTION__________SalespersonFilter[1]" w:storeItemID="{DC0F6E54-6782-449C-8410-7CCCE98A932D}"/>
           <w:text/>
         </w:sdtPr>
         <w:sdtContent>
@@ -2846,12 +2846,12 @@
             <w:szCs w:val="16"/>
           </w:rPr>
           <w:alias w:val="#Nav: /Salesperson_Purchaser/Cust__Ledger_Entry__TABLECAPTION__________CustLedgEntryFilter"/>
-          <w:tag w:val="#Nav: FS_YSD_SalespersonSalesStats/50001"/>
+          <w:tag w:val="#Nav: Salesperson_Sales_Statistics/114"/>
           <w:id w:val="1947655270"/>
           <w:placeholder>
             <w:docPart w:val="DefaultPlaceholder_-1854013440"/>
           </w:placeholder>
-          <w:dataBinding w:prefixMappings="xmlns:ns0='urn:microsoft-dynamics-nav/reports/FS_YSD_SalespersonSalesStats/50001/'" w:xpath="/ns0:NavWordReportXmlPart[1]/ns0:Salesperson_Purchaser[1]/ns0:Cust__Ledger_Entry__TABLECAPTION__________CustLedgEntryFilter[1]" w:storeItemID="{DC0F6E54-6782-449C-8410-7CCCE98A932D}"/>
+          <w:dataBinding w:prefixMappings="xmlns:ns0='urn:microsoft-dynamics-nav/reports/Salesperson_Sales_Statistics/114/'" w:xpath="/ns0:NavWordReportXmlPart[1]/ns0:Salesperson_Purchaser[1]/ns0:Cust__Ledger_Entry__TABLECAPTION__________CustLedgEntryFilter[1]" w:storeItemID="{DC0F6E54-6782-449C-8410-7CCCE98A932D}"/>
           <w:text/>
         </w:sdtPr>
         <w:sdtContent>
@@ -4602,8 +4602,8 @@
 <b:Sources xmlns:b="http://schemas.openxmlformats.org/officeDocument/2006/bibliography" xmlns="http://schemas.openxmlformats.org/officeDocument/2006/bibliography" SelectedStyle="\APASixthEditionOfficeOnline.xsl" StyleName="APA" Version="6"/>
 </file>
 
-<file path=customXml/item2.xml><?xml version="1.0" encoding="utf-8"?>
-<NavWordReportXmlPart xmlns="urn:microsoft-dynamics-nav/reports/FS_YSD_SalespersonSalesStats/50001/">
+<file path=customXml/item3.xml><?xml version="1.0" encoding="utf-8"?>
+<NavWordReportXmlPart xmlns="urn:microsoft-dynamics-nav/reports/Salesperson_Sales_Statistics/114/">
   <BCReportInformation>
     <ReportMetadata>
       <ExtensionId>Extension ID</ExtensionId>
@@ -4702,14 +4702,6 @@
 </ds:datastoreItem>
 </file>
 
-<file path=customXml/itemProps2.xml><?xml version="1.0" encoding="utf-8"?>
-<ds:datastoreItem xmlns:ds="http://schemas.openxmlformats.org/officeDocument/2006/customXml" ds:itemID="{DC0F6E54-6782-449C-8410-7CCCE98A932D}">
-  <ds:schemaRefs>
-    <ds:schemaRef ds:uri="urn:microsoft-dynamics-nav/reports/FS_YSD_SalespersonSalesStats/50001/"/>
-  </ds:schemaRefs>
-</ds:datastoreItem>
-</file>
-
 <file path=docMetadata/LabelInfo.xml><?xml version="1.0" encoding="utf-8"?>
 <clbl:labelList xmlns:clbl="http://schemas.microsoft.com/office/2020/mipLabelMetadata">
   <clbl:label id="{85ca8af4-763a-45c2-80ae-a5ca1b80bddc}" enabled="1" method="Standard" siteId="{06cdaf09-14f0-4cd1-8ac0-7bfed707a82c}" contentBits="0" removed="0"/>
